--- a/arb/docx/49.content.docx
+++ b/arb/docx/49.content.docx
@@ -9,6 +9,8 @@
       </w:pPr>
       <w:r>
         <w:rPr>
+          <w:rtl/>
+          <w:cs/>
           <w:lang w:val="ar_AE" w:bidi="ar_AE"/>
         </w:rPr>
       </w:r>
@@ -20,12 +22,16 @@
       </w:pPr>
       <w:r>
         <w:rPr>
+          <w:rtl/>
+          <w:cs/>
           <w:lang w:val="ar_AE" w:bidi="ar_AE"/>
         </w:rPr>
         <w:t>Resource: Aquifer Open Study Notes (Book Intro Summaries)</w:t>
       </w:r>
       <w:r>
         <w:rPr>
+          <w:rtl/>
+          <w:cs/>
           <w:lang w:val="ar_AE" w:bidi="ar_AE"/>
         </w:rPr>
       </w:r>
@@ -36,12 +42,16 @@
       </w:pPr>
       <w:r>
         <w:rPr>
+          <w:rtl/>
+          <w:cs/>
           <w:lang w:val="ar_AE" w:bidi="ar_AE"/>
         </w:rPr>
       </w:r>
       <w:r>
         <w:rPr>
           <w:b/>
+          <w:rtl/>
+          <w:cs/>
           <w:lang w:val="ar_AE" w:bidi="ar_AE"/>
         </w:rPr>
         <w:t>Aquifer Open Study Notes (Book Intro Summaries)</w:t>
@@ -53,35 +63,47 @@
       </w:pPr>
       <w:r>
         <w:rPr>
+          <w:rtl/>
+          <w:cs/>
           <w:lang w:val="ar_AE" w:bidi="ar_AE"/>
         </w:rPr>
       </w:r>
       <w:r>
         <w:rPr>
+          <w:rtl/>
+          <w:cs/>
           <w:lang w:val="ar_AE" w:bidi="ar_AE"/>
         </w:rPr>
         <w:t xml:space="preserve">This work is an adaptation of </w:t>
       </w:r>
       <w:r>
         <w:rPr>
+          <w:rtl/>
+          <w:cs/>
           <w:lang w:val="ar_AE" w:bidi="ar_AE"/>
         </w:rPr>
         <w:t>Tyndale Open Study Notes</w:t>
       </w:r>
       <w:r>
         <w:rPr>
+          <w:rtl/>
+          <w:cs/>
           <w:lang w:val="ar_AE" w:bidi="ar_AE"/>
         </w:rPr>
         <w:t xml:space="preserve"> © 2023 Tyndale House Publishers, licensed under the CC BY-SA 4.0 license. The adaptation, </w:t>
       </w:r>
       <w:r>
         <w:rPr>
+          <w:rtl/>
+          <w:cs/>
           <w:lang w:val="ar_AE" w:bidi="ar_AE"/>
         </w:rPr>
         <w:t>Aquifer Open Study Notes</w:t>
       </w:r>
       <w:r>
         <w:rPr>
+          <w:rtl/>
+          <w:cs/>
           <w:lang w:val="ar_AE" w:bidi="ar_AE"/>
         </w:rPr>
         <w:t>, was created by Mission Mutual and is also licensed under CC BY-SA 4.0.</w:t>
@@ -93,22 +115,30 @@
       </w:pPr>
       <w:r>
         <w:rPr>
+          <w:rtl/>
+          <w:cs/>
           <w:lang w:val="ar_AE" w:bidi="ar_AE"/>
         </w:rPr>
       </w:r>
       <w:r>
         <w:rPr>
+          <w:rtl/>
+          <w:cs/>
           <w:lang w:val="ar_AE" w:bidi="ar_AE"/>
         </w:rPr>
         <w:t>This resource has been adapted into multiple languages, including English, Tok Pisin, Arabic (عربي), French (Français), Hindi (हिंदी), Indonesian (Bahasa Indonesia), Portuguese (Português), Russian (Русский), Spanish (Español), Swahili (Kiswahili), and Simplified Chinese (简体中文).</w:t>
       </w:r>
       <w:r>
         <w:rPr>
+          <w:rtl/>
+          <w:cs/>
           <w:lang w:val="ar_AE" w:bidi="ar_AE"/>
         </w:rPr>
       </w:r>
       <w:r>
         <w:rPr>
+          <w:rtl/>
+          <w:cs/>
           <w:lang w:val="ar_AE" w:bidi="ar_AE"/>
         </w:rPr>
       </w:r>
@@ -120,6 +150,8 @@
       </w:pPr>
       <w:r>
         <w:rPr>
+          <w:rtl/>
+          <w:cs/>
           <w:lang w:val="ar_AE" w:bidi="ar_AE"/>
         </w:rPr>
         <w:t>Aquifer Open Study Notes (Book Intro Summaries)</w:t>
@@ -149,6 +181,8 @@
       </w:pPr>
       <w:r>
         <w:rPr>
+          <w:rtl/>
+          <w:cs/>
           <w:lang w:val="ar_AE" w:bidi="ar_AE"/>
         </w:rPr>
       </w:r>
@@ -160,12 +194,16 @@
       </w:pPr>
       <w:r>
         <w:rPr>
+          <w:rtl/>
+          <w:cs/>
           <w:lang w:val="ar_AE" w:bidi="ar_AE"/>
         </w:rPr>
         <w:t>EPH</w:t>
       </w:r>
       <w:r>
         <w:rPr>
+          <w:rtl/>
+          <w:cs/>
           <w:lang w:val="ar_AE" w:bidi="ar_AE"/>
         </w:rPr>
       </w:r>
@@ -176,22 +214,30 @@
       </w:pPr>
       <w:r>
         <w:rPr>
+          <w:rtl/>
+          <w:cs/>
           <w:lang w:val="ar_AE" w:bidi="ar_AE"/>
         </w:rPr>
       </w:r>
       <w:r>
         <w:rPr>
+          <w:rtl/>
+          <w:cs/>
           <w:lang w:val="ar_AE" w:bidi="ar_AE"/>
         </w:rPr>
         <w:t xml:space="preserve"> </w:t>
       </w:r>
       <w:r>
         <w:rPr>
+          <w:rtl/>
+          <w:cs/>
           <w:lang w:val="ar_AE" w:bidi="ar_AE"/>
         </w:rPr>
       </w:r>
       <w:r>
         <w:rPr>
+          <w:rtl/>
+          <w:cs/>
           <w:lang w:val="ar_AE" w:bidi="ar_AE"/>
         </w:rPr>
       </w:r>
@@ -217,6 +263,8 @@
       </w:pPr>
       <w:r>
         <w:rPr>
+          <w:rtl/>
+          <w:cs/>
           <w:lang w:val="ar_AE" w:bidi="ar_AE"/>
         </w:rPr>
       </w:r>
@@ -228,12 +276,16 @@
       </w:pPr>
       <w:r>
         <w:rPr>
+          <w:rtl/>
+          <w:cs/>
           <w:lang w:val="ar_AE" w:bidi="ar_AE"/>
         </w:rPr>
         <w:t>الرسالة إلى أهل أفسس</w:t>
       </w:r>
       <w:r>
         <w:rPr>
+          <w:rtl/>
+          <w:cs/>
           <w:lang w:val="ar_AE" w:bidi="ar_AE"/>
         </w:rPr>
       </w:r>
@@ -244,11 +296,15 @@
       </w:pPr>
       <w:r>
         <w:rPr>
+          <w:rtl/>
+          <w:cs/>
           <w:lang w:val="ar_AE" w:bidi="ar_AE"/>
         </w:rPr>
       </w:r>
       <w:r>
         <w:rPr>
+          <w:rtl/>
+          <w:cs/>
           <w:lang w:val="ar_AE" w:bidi="ar_AE"/>
         </w:rPr>
         <w:t>رسالة بولس إلى أهل أفسس</w:t>
@@ -261,6 +317,8 @@
       </w:pPr>
       <w:r>
         <w:rPr>
+          <w:rtl/>
+          <w:cs/>
           <w:lang w:val="ar_AE" w:bidi="ar_AE"/>
         </w:rPr>
         <w:t>الهدف</w:t>
@@ -272,11 +330,15 @@
       </w:pPr>
       <w:r>
         <w:rPr>
+          <w:rtl/>
+          <w:cs/>
           <w:lang w:val="ar_AE" w:bidi="ar_AE"/>
         </w:rPr>
       </w:r>
       <w:r>
         <w:rPr>
+          <w:rtl/>
+          <w:cs/>
           <w:lang w:val="ar_AE" w:bidi="ar_AE"/>
         </w:rPr>
         <w:t>تحديد نطاق نعمة الله، وتشجيع الوحدة بين المؤمنين اليهود والأمم، وإظهار كيف تبدو الحياة الجديدة في المسيح</w:t>
@@ -289,6 +351,8 @@
       </w:pPr>
       <w:r>
         <w:rPr>
+          <w:rtl/>
+          <w:cs/>
           <w:lang w:val="ar_AE" w:bidi="ar_AE"/>
         </w:rPr>
         <w:t>الكاتب</w:t>
@@ -300,11 +364,15 @@
       </w:pPr>
       <w:r>
         <w:rPr>
+          <w:rtl/>
+          <w:cs/>
           <w:lang w:val="ar_AE" w:bidi="ar_AE"/>
         </w:rPr>
       </w:r>
       <w:r>
         <w:rPr>
+          <w:rtl/>
+          <w:cs/>
           <w:lang w:val="ar_AE" w:bidi="ar_AE"/>
         </w:rPr>
         <w:t>بولس</w:t>
@@ -317,6 +385,8 @@
       </w:pPr>
       <w:r>
         <w:rPr>
+          <w:rtl/>
+          <w:cs/>
           <w:lang w:val="ar_AE" w:bidi="ar_AE"/>
         </w:rPr>
         <w:t>الزمن</w:t>
@@ -328,11 +398,15 @@
       </w:pPr>
       <w:r>
         <w:rPr>
+          <w:rtl/>
+          <w:cs/>
           <w:lang w:val="ar_AE" w:bidi="ar_AE"/>
         </w:rPr>
       </w:r>
       <w:r>
         <w:rPr>
+          <w:rtl/>
+          <w:cs/>
           <w:lang w:val="ar_AE" w:bidi="ar_AE"/>
         </w:rPr>
         <w:t>بحسب التقليد، 60–62 بعد الميلاد ولكن ربما في وقت سابق لذلك، نحو عام 53–56 بعد الميلاد</w:t>
@@ -345,6 +419,8 @@
       </w:pPr>
       <w:r>
         <w:rPr>
+          <w:rtl/>
+          <w:cs/>
           <w:lang w:val="ar_AE" w:bidi="ar_AE"/>
         </w:rPr>
         <w:t>السياق</w:t>
@@ -356,22 +432,30 @@
       </w:pPr>
       <w:r>
         <w:rPr>
+          <w:rtl/>
+          <w:cs/>
           <w:lang w:val="ar_AE" w:bidi="ar_AE"/>
         </w:rPr>
       </w:r>
       <w:r>
         <w:rPr>
+          <w:rtl/>
+          <w:cs/>
           <w:lang w:val="ar_AE" w:bidi="ar_AE"/>
         </w:rPr>
         <w:t>كتبها بولس في السجن، ربما في روما أو أفسس، بعدما انتشرت البشارة في أنحاء آسيا الصغرى كافة، وكان المؤمنون في تلك المنطقة يحتاجون إلى المزيد من التعليمات فيما يتعلق بمضمون إيمانهم الجديد</w:t>
       </w:r>
       <w:r>
         <w:rPr>
+          <w:rtl/>
+          <w:cs/>
           <w:lang w:val="ar_AE" w:bidi="ar_AE"/>
         </w:rPr>
       </w:r>
       <w:r>
         <w:rPr>
+          <w:rtl/>
+          <w:cs/>
           <w:lang w:val="ar_AE" w:bidi="ar_AE"/>
         </w:rPr>
       </w:r>
